--- a/docs/02_Tableau可视化方案.docx
+++ b/docs/02_Tableau可视化方案.docx
@@ -58,14 +58,6 @@
       </w:pPr>
       <w:r>
         <w:t>论证作用： 观察遗址是否集中于河谷、山麓、高山草场和山口附近，说明遗址分布与资源节点之间的关系。</w:t>
-      </w:r>
-    </w:p>
-    <w:p>
-      <w:pPr>
-        <w:pStyle w:val="ListBullet"/>
-      </w:pPr>
-      <w:r>
-        <w:t>写作提示： 图 1 不宜表述为“证明垂直性”，而应表述为“显示遗址围绕若干生态带界面和通道节点分布”。</w:t>
       </w:r>
     </w:p>
     <w:p>
@@ -403,9 +395,6 @@
       </w:r>
     </w:p>
     <w:p>
-      <w:pPr>
-        <w:pStyle w:val="IntenseQuote"/>
-      </w:pPr>
       <w:r>
         <w:t>青铜时代遗址如何分布在不同生态带和资源节点上，以及这些节点如何共同构成山地生业体系。</w:t>
       </w:r>

--- a/docs/02_Tableau可视化方案.docx
+++ b/docs/02_Tableau可视化方案.docx
@@ -18,6 +18,11 @@
     <w:p>
       <w:r>
         <w:t>本方案的目标已从单纯展示“海拔结构”调整为观察生态带—遗址功能—资源组合之间的关系。海拔仍是重要变量，但不再作为论文唯一主轴；Tableau 图表应服务于“跨生态带资源组织”这一问题。</w:t>
+      </w:r>
+    </w:p>
+    <w:p>
+      <w:r>
+        <w:t>解释边界： Tableau 图表只能显示已发表遗址资料的空间分布和资源组合，不能单独证明作物本地种植、季节性移动路线或遗址实际功能。凡涉及种植地点、畜群移动和岩画年代的判断，均须回到原始发掘报告、科技考古数据和地形分析。</w:t>
       </w:r>
     </w:p>
     <w:p>
@@ -305,7 +310,7 @@
         <w:pStyle w:val="ListBullet"/>
       </w:pPr>
       <w:r>
-        <w:t>注意： 不宜据此直接判断种植地点，除非原始报告有明确本地种植、加工工具或同位素证据。</w:t>
+        <w:t>注意： 不宜据此直接判断种植地点；除非原始报告有明确本地种植、加工工具或同位素证据，图注中应标明“作物证据不等同于本地种植”。</w:t>
       </w:r>
     </w:p>
     <w:p>
